--- a/Marianovskiy_zadanie_na_VKR_final.docx
+++ b/Marianovskiy_zadanie_na_VKR_final.docx
@@ -22,6 +22,7 @@
         <w:tblStyle w:val="TableGrid"/>
         <w:tblW w:type="auto" w:w="0"/>
         <w:jc w:val="center"/>
+        <w:tblLayout w:type="fixed"/>
         <w:tblLook w:firstColumn="1" w:firstRow="1" w:lastColumn="0" w:lastRow="0" w:noHBand="0" w:noVBand="1" w:val="04A0"/>
       </w:tblPr>
       <w:tblGrid>
